--- a/comentario/comentario.docx
+++ b/comentario/comentario.docx
@@ -31,6 +31,12 @@
     <w:p>
       <w:r>
         <w:t>His knowledge and experience are particularly valuable given the complexity and longevity of the product. It would be extremely difficult to find someone with an equivalent breadth and depth of understanding, and the company benefits enormously from his continued involvement and willingness to share that knowledge.</w:t>
+      </w:r>
+    </w:p>
+    <w:p/>
+    <w:p>
+      <w:r>
+        <w:t>His code reviews are also exceptionally thorough. He takes the time to understand the detail of other people's work, even when it is highly complex, and provides constructive suggestions and detailed comments that help improve the quality of the code and the overall solution.</w:t>
       </w:r>
     </w:p>
     <w:p/>
